--- a/07_SCI_TUST/Chapter04_數值模擬/Table/表規劃.docx
+++ b/07_SCI_TUST/Chapter04_數值模擬/Table/表規劃.docx
@@ -7,9 +7,9 @@
         <w:rPr>
           <w:rFonts w:ascii="Times New Roman" w:hAnsi="Times New Roman" w:eastAsia="標楷體"/>
           <w:b/>
-          <w:sz w:val="32"/>
+          <w:sz w:val="30"/>
         </w:rPr>
-        <w:t>數值模擬——Table 規劃</w:t>
+        <w:t>結果表規劃</w:t>
       </w:r>
     </w:p>
     <w:p>
@@ -17,9 +17,36 @@
         <w:rPr>
           <w:rFonts w:ascii="Times New Roman" w:hAnsi="Times New Roman" w:eastAsia="標楷體"/>
           <w:b w:val="0"/>
-          <w:sz w:val="24"/>
+          <w:color w:val="008040"/>
+          <w:sz w:val="23"/>
         </w:rPr>
-        <w:t>（Table 5 之單向欄位）。</w:t>
+        <w:t>表5</w:t>
+      </w:r>
+      <w:r>
+        <w:rPr>
+          <w:rFonts w:ascii="Times New Roman" w:hAnsi="Times New Roman" w:eastAsia="標楷體"/>
+          <w:b w:val="0"/>
+          <w:sz w:val="23"/>
+        </w:rPr>
+        <w:t xml:space="preserve"> 之單向欄位（逐階段 CS-CHK 摘要）。</w:t>
+      </w:r>
+      <w:r>
+        <w:rPr>
+          <w:rFonts w:ascii="Times New Roman" w:hAnsi="Times New Roman" w:eastAsia="標楷體"/>
+          <w:b w:val="0"/>
+          <w:sz w:val="23"/>
+        </w:rPr>
+        <w:t xml:space="preserve">　</w:t>
+      </w:r>
+      <w:r>
+        <w:rPr>
+          <w:rFonts w:ascii="Times New Roman" w:hAnsi="Times New Roman" w:eastAsia="標楷體"/>
+          <w:b w:val="0"/>
+          <w:color w:val="000000"/>
+          <w:sz w:val="21"/>
+          <w:highlight w:val="yellow"/>
+        </w:rPr>
+        <w:t>【重點：表載數字、圖載趨勢】</w:t>
       </w:r>
     </w:p>
     <w:sectPr>
